--- a/document d’architecture.docx
+++ b/document d’architecture.docx
@@ -271,6 +271,24 @@
           <w:rtl w:val="0"/>
         </w:rPr>
         <w:t xml:space="preserve">test d’automatisation: E2E avec cypress pour le front(intégration future)</w:t>
+      </w:r>
+    </w:p>
+    <w:p>
+      <w:pPr>
+        <w:numPr>
+          <w:ilvl w:val="0"/>
+          <w:numId w:val="5"/>
+        </w:numPr>
+        <w:ind w:left="1440" w:hanging="360"/>
+        <w:rPr>
+          <w:u w:val="none"/>
+        </w:rPr>
+      </w:pPr>
+      <w:r>
+        <w:rPr>
+          <w:rtl w:val="0"/>
+        </w:rPr>
+        <w:t xml:space="preserve">déploiement : render “peppers.onrender.comm” </w:t>
       </w:r>
       <w:r>
         <w:rPr>
